--- a/project/documents/reportletters/CocEmail.docx
+++ b/project/documents/reportletters/CocEmail.docx
@@ -3,30 +3,65 @@
 <w:document xmlns:wpc="http://schemas.microsoft.com/office/word/2010/wordprocessingCanvas" xmlns:cx="http://schemas.microsoft.com/office/drawing/2014/chartex" xmlns:cx1="http://schemas.microsoft.com/office/drawing/2015/9/8/chartex" xmlns:cx2="http://schemas.microsoft.com/office/drawing/2015/10/21/chartex" xmlns:cx3="http://schemas.microsoft.com/office/drawing/2016/5/9/chartex" xmlns:cx4="http://schemas.microsoft.com/office/drawing/2016/5/10/chartex" xmlns:cx5="http://schemas.microsoft.com/office/drawing/2016/5/11/chartex" xmlns:cx6="http://schemas.microsoft.com/office/drawing/2016/5/12/chartex" xmlns:cx7="http://schemas.microsoft.com/office/drawing/2016/5/13/chartex" xmlns:cx8="http://schemas.microsoft.com/office/drawing/2016/5/14/chartex" xmlns:mc="http://schemas.openxmlformats.org/markup-compatibility/2006" xmlns:aink="http://schemas.microsoft.com/office/drawing/2016/ink" xmlns:am3d="http://schemas.microsoft.com/office/drawing/2017/model3d" xmlns:o="urn:schemas-microsoft-com:office:office" xmlns:oel="http://schemas.microsoft.com/office/2019/extlst" xmlns:r="http://schemas.openxmlformats.org/officeDocument/2006/relationships" xmlns:m="http://schemas.openxmlformats.org/officeDocument/2006/math" xmlns:v="urn:schemas-microsoft-com:vml" xmlns:wp14="http://schemas.microsoft.com/office/word/2010/wordprocessingDrawing" xmlns:wp="http://schemas.openxmlformats.org/drawingml/2006/wordprocessingDrawing" xmlns:w10="urn:schemas-microsoft-com:office:word" xmlns:w="http://schemas.openxmlformats.org/wordprocessingml/2006/main" xmlns:w14="http://schemas.microsoft.com/office/word/2010/wordml" xmlns:w15="http://schemas.microsoft.com/office/word/2012/wordml" xmlns:w16cex="http://schemas.microsoft.com/office/word/2018/wordml/cex" xmlns:w16cid="http://schemas.microsoft.com/office/word/2016/wordml/cid" xmlns:w16="http://schemas.microsoft.com/office/word/2018/wordml" xmlns:w16sdtdh="http://schemas.microsoft.com/office/word/2020/wordml/sdtdatahash" xmlns:w16se="http://schemas.microsoft.com/office/word/2015/wordml/symex" xmlns:wpg="http://schemas.microsoft.com/office/word/2010/wordprocessingGroup" xmlns:wpi="http://schemas.microsoft.com/office/word/2010/wordprocessingInk" xmlns:wne="http://schemas.microsoft.com/office/word/2006/wordml" xmlns:wps="http://schemas.microsoft.com/office/word/2010/wordprocessingShape" mc:Ignorable="w14 w15 w16se w16cid w16 w16cex w16sdtdh wp14">
   <w:body>
     <w:p>
-      <w:r>
-        <w:t>New Certificate of Correction report out</w:t>
-      </w:r>
-    </w:p>
-    <w:p>
-      <w:r>
-        <w:t>Subject line: &lt;&lt;This.orgName&gt;&gt; &lt;&lt;This.clientRefNo&gt;&gt; / SLW Ref: &lt;&lt;This.matterNo&gt;&gt; / SLW Report out: &lt;&lt;activityname&gt;&gt;</w:t>
-      </w:r>
-    </w:p>
-    <w:p>
       <w:pPr>
         <w:pStyle w:val="NormalWeb"/>
-      </w:pPr>
-      <w:r>
-        <w:t>Body of email:</w:t>
+        <w:spacing w:before="0" w:beforeAutospacing="0" w:after="0" w:afterAutospacing="0"/>
+      </w:pPr>
+      <w:r>
+        <w:t xml:space="preserve">Subject line: &lt;&lt;orgName&gt;&gt;: &lt;&lt;clientRefNo&gt;&gt; / SLW Ref: &lt;&lt;matterNo&gt;&gt; / </w:t>
+      </w:r>
+      <w:r>
+        <w:t>SLW</w:t>
+      </w:r>
+      <w:r>
+        <w:t xml:space="preserve"> Report Out: Issue Fee filed</w:t>
       </w:r>
     </w:p>
     <w:p>
       <w:pPr>
         <w:pStyle w:val="NormalWeb"/>
+        <w:spacing w:before="0" w:beforeAutospacing="0" w:after="0" w:afterAutospacing="0"/>
+      </w:pPr>
+    </w:p>
+    <w:p>
+      <w:pPr>
+        <w:pStyle w:val="NormalWeb"/>
+        <w:spacing w:before="0" w:beforeAutospacing="0" w:after="0" w:afterAutospacing="0"/>
+      </w:pPr>
+    </w:p>
+    <w:p>
+      <w:pPr>
+        <w:pStyle w:val="NormalWeb"/>
+        <w:spacing w:before="0" w:beforeAutospacing="0" w:after="0" w:afterAutospacing="0"/>
+      </w:pPr>
+    </w:p>
+    <w:p>
+      <w:pPr>
+        <w:pStyle w:val="NormalWeb"/>
+        <w:spacing w:before="0" w:beforeAutospacing="0" w:after="0" w:afterAutospacing="0"/>
+      </w:pPr>
+      <w:r>
+        <w:t>Body:</w:t>
+      </w:r>
+    </w:p>
+    <w:p>
+      <w:pPr>
+        <w:pStyle w:val="NormalWeb"/>
+        <w:spacing w:before="0" w:beforeAutospacing="0" w:after="0" w:afterAutospacing="0"/>
+      </w:pPr>
+    </w:p>
+    <w:p>
+      <w:pPr>
+        <w:pStyle w:val="NormalWeb"/>
       </w:pPr>
       <w:r>
         <w:t xml:space="preserve">SCHWEGMAN LUNDBERG &amp; WOESSNER, P.A. </w:t>
       </w:r>
+    </w:p>
+    <w:p>
+      <w:pPr>
+        <w:pStyle w:val="NormalWeb"/>
+      </w:pPr>
     </w:p>
     <w:p>
       <w:pPr>
@@ -150,96 +185,9 @@
         <w:rPr>
           <w:rFonts w:cstheme="minorHAnsi"/>
         </w:rPr>
-        <w:t>&lt;&lt;this.WAName&gt;&gt; at &lt;&lt;this.WAPhone&gt;&gt;.</w:t>
-      </w:r>
-    </w:p>
-    <w:p>
-      <w:pPr>
-        <w:spacing w:after="0" w:line="240" w:lineRule="auto"/>
-        <w:rPr>
-          <w:rFonts w:cstheme="minorHAnsi"/>
-        </w:rPr>
-      </w:pPr>
-    </w:p>
-    <w:p>
-      <w:pPr>
-        <w:spacing w:after="0" w:line="240" w:lineRule="auto"/>
-        <w:rPr>
-          <w:rFonts w:cstheme="minorHAnsi"/>
-        </w:rPr>
-      </w:pPr>
-      <w:r>
-        <w:rPr>
-          <w:rFonts w:cstheme="minorHAnsi"/>
-        </w:rPr>
-        <w:t>Reported by:</w:t>
-      </w:r>
-    </w:p>
-    <w:p>
-      <w:pPr>
-        <w:spacing w:after="0" w:line="240" w:lineRule="auto"/>
-        <w:rPr>
-          <w:rFonts w:cstheme="minorHAnsi"/>
-        </w:rPr>
-      </w:pPr>
-    </w:p>
-    <w:p>
-      <w:pPr>
-        <w:spacing w:after="0" w:line="240" w:lineRule="auto"/>
-        <w:rPr>
-          <w:rFonts w:eastAsia="Times New Roman" w:cstheme="minorHAnsi"/>
-        </w:rPr>
-      </w:pPr>
-      <w:r>
-        <w:rPr>
-          <w:rFonts w:cstheme="minorHAnsi"/>
-        </w:rPr>
-        <w:t>&lt;&lt;This.</w:t>
-      </w:r>
-      <w:r>
-        <w:rPr>
-          <w:rFonts w:eastAsia="Times New Roman" w:cstheme="minorHAnsi"/>
-        </w:rPr>
-        <w:t>cmgName&gt;&gt;</w:t>
-      </w:r>
-    </w:p>
-    <w:p>
-      <w:pPr>
-        <w:spacing w:after="0" w:line="240" w:lineRule="auto"/>
-        <w:rPr>
-          <w:rFonts w:eastAsia="Times New Roman" w:cstheme="minorHAnsi"/>
-        </w:rPr>
-      </w:pPr>
-      <w:r>
-        <w:rPr>
-          <w:rFonts w:cstheme="minorHAnsi"/>
-        </w:rPr>
-        <w:t>Case Management Assistant</w:t>
-      </w:r>
-    </w:p>
-    <w:p>
-      <w:pPr>
-        <w:spacing w:after="0" w:line="240" w:lineRule="auto"/>
-        <w:rPr>
-          <w:rFonts w:eastAsia="Times New Roman" w:cstheme="minorHAnsi"/>
-        </w:rPr>
-      </w:pPr>
-    </w:p>
-    <w:p>
-      <w:pPr>
-        <w:spacing w:after="0" w:line="240" w:lineRule="auto"/>
-        <w:rPr>
-          <w:rFonts w:eastAsia="Times New Roman" w:cstheme="minorHAnsi"/>
-        </w:rPr>
-      </w:pPr>
-      <w:r>
-        <w:rPr>
-          <w:rFonts w:eastAsia="Times New Roman" w:cstheme="minorHAnsi"/>
-        </w:rPr>
-        <w:t>Attachment</w:t>
-      </w:r>
-    </w:p>
-    <w:p/>
+        <w:t>&lt;&lt;WAName&gt;&gt; at &lt;&lt;WAPhone&gt;&gt;.</w:t>
+      </w:r>
+    </w:p>
     <w:sectPr>
       <w:pgSz w:w="12240" w:h="15840"/>
       <w:pgMar w:top="1440" w:right="1440" w:bottom="1440" w:left="1440" w:header="720" w:footer="720" w:gutter="0"/>
@@ -681,7 +629,6 @@
     <w:name w:val="Normal (Web)"/>
     <w:basedOn w:val="Normal"/>
     <w:uiPriority w:val="99"/>
-    <w:semiHidden/>
     <w:unhideWhenUsed/>
     <w:rsid w:val="002C100E"/>
     <w:pPr>

--- a/project/documents/reportletters/CocEmail.docx
+++ b/project/documents/reportletters/CocEmail.docx
@@ -14,7 +14,13 @@
         <w:t>SLW</w:t>
       </w:r>
       <w:r>
-        <w:t xml:space="preserve"> Report Out: Issue Fee filed</w:t>
+        <w:t xml:space="preserve"> Report Out:</w:t>
+      </w:r>
+      <w:r>
+        <w:t xml:space="preserve"> </w:t>
+      </w:r>
+      <w:r>
+        <w:t>&lt;&lt;activityname&gt;&gt;</w:t>
       </w:r>
     </w:p>
     <w:p>
@@ -68,32 +74,53 @@
         <w:spacing w:after="0" w:line="240" w:lineRule="auto"/>
       </w:pPr>
       <w:r>
-        <w:t>&lt;&lt;This.WAName&gt;&gt; &lt;&lt;This.WAPhone&gt;&gt;  &lt;&lt;This.WAEmail&gt;&gt;</w:t>
-      </w:r>
-    </w:p>
-    <w:p>
-      <w:pPr>
-        <w:spacing w:after="0" w:line="240" w:lineRule="auto"/>
-      </w:pPr>
-      <w:r>
-        <w:t>&lt;&lt;This.paraName&gt;&gt; &lt;&lt;This.paraPhone&gt;&gt;  &lt;&lt;This.paraEmail&gt;&gt;</w:t>
-      </w:r>
-    </w:p>
-    <w:p>
-      <w:pPr>
-        <w:spacing w:after="0" w:line="240" w:lineRule="auto"/>
-      </w:pPr>
-    </w:p>
-    <w:p>
-      <w:pPr>
-        <w:spacing w:after="0" w:line="240" w:lineRule="auto"/>
-      </w:pPr>
+        <w:t>&lt;&lt;This.WAName&gt;&gt; &lt;&lt;This.WAPhone&gt;</w:t>
+      </w:r>
+      <w:proofErr w:type="gramStart"/>
+      <w:r>
+        <w:t>&gt;  &lt;&lt;This.WAEmail</w:t>
+      </w:r>
+      <w:proofErr w:type="gramEnd"/>
+      <w:r>
+        <w:t>&gt;&gt;</w:t>
+      </w:r>
+    </w:p>
+    <w:p>
+      <w:pPr>
+        <w:spacing w:after="0" w:line="240" w:lineRule="auto"/>
+      </w:pPr>
+      <w:r>
+        <w:t>&lt;&lt;This.paraName&gt;&gt; &lt;&lt;This.paraPhone&gt;</w:t>
+      </w:r>
+      <w:proofErr w:type="gramStart"/>
+      <w:r>
+        <w:t>&gt;  &lt;&lt;This.paraEmail</w:t>
+      </w:r>
+      <w:proofErr w:type="gramEnd"/>
+      <w:r>
+        <w:t>&gt;&gt;</w:t>
+      </w:r>
+    </w:p>
+    <w:p>
+      <w:pPr>
+        <w:spacing w:after="0" w:line="240" w:lineRule="auto"/>
+      </w:pPr>
+    </w:p>
+    <w:p>
+      <w:pPr>
+        <w:spacing w:after="0" w:line="240" w:lineRule="auto"/>
+      </w:pPr>
+      <w:proofErr w:type="gramStart"/>
       <w:r>
         <w:t>Re:</w:t>
       </w:r>
       <w:r>
         <w:tab/>
-        <w:t>&lt;&lt;This.orgName&gt;&gt; &lt;&lt;This.clientRefNo&gt;&gt; - SLW Ref. No. &lt;&lt;This.matterNo&gt;&gt;</w:t>
+        <w:t>&lt;&lt;This.orgName</w:t>
+      </w:r>
+      <w:proofErr w:type="gramEnd"/>
+      <w:r>
+        <w:t>&gt;&gt; &lt;&lt;This.clientRefNo&gt;&gt; - SLW Ref. No. &lt;&lt;This.matterNo&gt;&gt;</w:t>
       </w:r>
     </w:p>
     <w:p>
@@ -115,7 +142,7 @@
           <w:rFonts w:cstheme="minorHAnsi"/>
           <w:color w:val="000000"/>
         </w:rPr>
-        <w:t>U.S. Patent No. &lt;&lt;THIS.patNo&gt;&gt;, issued &lt;&lt;THIS.issueDate&gt;&gt;</w:t>
+        <w:t>U.S. Patent No. &lt;&lt;patNo&gt;&gt;, issued &lt;&lt;issueDate&gt;&gt;</w:t>
       </w:r>
     </w:p>
     <w:p>

--- a/project/documents/reportletters/CocEmail.docx
+++ b/project/documents/reportletters/CocEmail.docx
@@ -20,7 +20,7 @@
         <w:t xml:space="preserve"> </w:t>
       </w:r>
       <w:r>
-        <w:t>&lt;&lt;activityname&gt;&gt;</w:t>
+        <w:t>Certificate of Correction</w:t>
       </w:r>
     </w:p>
     <w:p>
